--- a/Dokumentacja.docx
+++ b/Dokumentacja.docx
@@ -4,14 +4,16 @@
   <w:body>
     <w:p>
       <w:pPr>
-        <w:pStyle w:val="Tytu"/>
+        <w:jc w:val="center"/>
         <w:rPr>
-          <w:sz w:val="44"/>
+          <w:b/>
+          <w:sz w:val="36"/>
         </w:rPr>
       </w:pPr>
       <w:r>
         <w:rPr>
-          <w:sz w:val="44"/>
+          <w:b/>
+          <w:sz w:val="36"/>
         </w:rPr>
         <w:t>OptiPlot – Dokumentacja aplikacji</w:t>
       </w:r>
@@ -20,535 +22,275 @@
       <w:pPr>
         <w:pStyle w:val="Nagwek1"/>
         <w:rPr>
-          <w:sz w:val="22"/>
+          <w:color w:val="auto"/>
         </w:rPr>
       </w:pPr>
       <w:r>
         <w:rPr>
-          <w:sz w:val="22"/>
+          <w:color w:val="auto"/>
         </w:rPr>
-        <w:t>1. Cel aplikacji</w:t>
+        <w:t>1. Instalacja aplikacji</w:t>
       </w:r>
     </w:p>
     <w:p>
-      <w:pPr>
-        <w:rPr>
-          <w:sz w:val="18"/>
-        </w:rPr>
-      </w:pPr>
       <w:r>
-        <w:rPr>
-          <w:sz w:val="18"/>
-        </w:rPr>
-        <w:t>Aplikacja służy do wyznaczania optymalnego kształtu działki w celu minimalizacji kosztu ogrodzenia. Obsługuje dwa przypadki: prostokąt (analityczny) oraz dowolny wielokąt (numeryczny).</w:t>
+        <w:t>Aby uruchomić aplikację na swoim komputerze należy:</w:t>
+      </w:r>
+      <w:r>
+        <w:br/>
+      </w:r>
+      <w:r>
+        <w:br/>
+        <w:t>1. Zainstalować Node.js (zalecana wersja LTS).</w:t>
+      </w:r>
+      <w:r>
+        <w:br/>
+        <w:t>2. Zainstalować Angular CLI poleceniem:</w:t>
+      </w:r>
+      <w:r>
+        <w:br/>
+        <w:t xml:space="preserve">   npm install -g @angular/cli</w:t>
+      </w:r>
+      <w:r>
+        <w:br/>
+        <w:t xml:space="preserve">3. Pobrać projekt (np. z </w:t>
+      </w:r>
+      <w:r>
+        <w:t>repozytorium lub ZIP).</w:t>
+      </w:r>
+      <w:r>
+        <w:br/>
+        <w:t>4. W folderze projektu uruchomić:</w:t>
+      </w:r>
+      <w:r>
+        <w:br/>
+        <w:t xml:space="preserve">   npm install</w:t>
+      </w:r>
+      <w:r>
+        <w:br/>
+        <w:t>5. Uruchomić aplikację:</w:t>
+      </w:r>
+      <w:r>
+        <w:br/>
+        <w:t xml:space="preserve">   ng serve</w:t>
+      </w:r>
+      <w:r>
+        <w:br/>
+        <w:t>6. Otworzyć w przeglądarce:</w:t>
+      </w:r>
+      <w:r>
+        <w:br/>
+        <w:t xml:space="preserve">   http://localhost:4200/</w:t>
+      </w:r>
+      <w:r>
+        <w:br/>
       </w:r>
     </w:p>
     <w:p>
       <w:pPr>
         <w:pStyle w:val="Nagwek1"/>
         <w:rPr>
-          <w:sz w:val="22"/>
+          <w:color w:val="auto"/>
         </w:rPr>
       </w:pPr>
       <w:r>
         <w:rPr>
-          <w:sz w:val="22"/>
+          <w:color w:val="auto"/>
         </w:rPr>
-        <w:t xml:space="preserve">2. Model </w:t>
-      </w:r>
-      <w:r>
-        <w:rPr>
-          <w:sz w:val="22"/>
-        </w:rPr>
-        <w:t>matematyczny – prostokąt</w:t>
+        <w:t>2. Użytkowanie aplikacji</w:t>
       </w:r>
     </w:p>
     <w:p>
+      <w:r>
+        <w:t>Aplikacja posiada dwa tryby:</w:t>
+      </w:r>
+      <w:r>
+        <w:br/>
+      </w:r>
+      <w:r>
+        <w:br/>
+        <w:t>1. Prostokąt:</w:t>
+      </w:r>
+      <w:r>
+        <w:br/>
+        <w:t xml:space="preserve">- Wprowadź pole działki </w:t>
+      </w:r>
+      <w:r>
+        <w:t>(P)</w:t>
+      </w:r>
+      <w:r>
+        <w:br/>
+        <w:t>- Podaj ceny materiałów (droższy i tańszy)</w:t>
+      </w:r>
+      <w:r>
+        <w:br/>
+        <w:t>- Wybierz które boki są droższe</w:t>
+      </w:r>
+      <w:r>
+        <w:br/>
+        <w:t>- Kliknij 'Oblicz'</w:t>
+      </w:r>
+      <w:r>
+        <w:br/>
+        <w:t>- Otrzymasz optymalne wymiary i koszt</w:t>
+      </w:r>
+      <w:r>
+        <w:br/>
+      </w:r>
+      <w:r>
+        <w:br/>
+        <w:t>2. Wielokąt:</w:t>
+      </w:r>
+      <w:r>
+        <w:br/>
+        <w:t>- Klikaj na canvasie aby dodawać punkty</w:t>
+      </w:r>
+      <w:r>
+        <w:br/>
+        <w:t>- Kliknij pierwszy punkt aby zamknąć figurę</w:t>
+      </w:r>
+      <w:r>
+        <w:br/>
+        <w:t>- Oznacz boki jako dro</w:t>
+      </w:r>
+      <w:r>
+        <w:t>gie/tanie</w:t>
+      </w:r>
+      <w:r>
+        <w:br/>
+        <w:t>- Aplikacja automatycznie obliczy koszt</w:t>
+      </w:r>
+      <w:r>
+        <w:br/>
+        <w:t>- Wyświetlony zostanie także kształt zoptymalizowany</w:t>
+      </w:r>
+      <w:r>
+        <w:br/>
+      </w:r>
+    </w:p>
+    <w:p/>
+    <w:p/>
+    <w:p>
       <w:pPr>
+        <w:pStyle w:val="Nagwek1"/>
         <w:rPr>
-          <w:sz w:val="18"/>
+          <w:color w:val="auto"/>
         </w:rPr>
       </w:pPr>
       <w:r>
         <w:rPr>
-          <w:sz w:val="18"/>
+          <w:color w:val="auto"/>
         </w:rPr>
-        <w:t xml:space="preserve">Pole </w:t>
+        <w:lastRenderedPageBreak/>
+        <w:t>3. Model matematyczny – prostokąt</w:t>
       </w:r>
-      <w:proofErr w:type="spellStart"/>
+    </w:p>
+    <w:p>
       <w:r>
-        <w:rPr>
-          <w:sz w:val="18"/>
-        </w:rPr>
-        <w:t>działki</w:t>
-      </w:r>
-      <w:proofErr w:type="spellEnd"/>
-      <w:r>
-        <w:rPr>
-          <w:sz w:val="18"/>
-        </w:rPr>
-        <w:t>: P = x * y</w:t>
+        <w:t>Pole: P = x * y</w:t>
       </w:r>
       <w:r>
-        <w:rPr>
-          <w:sz w:val="18"/>
-        </w:rPr>
         <w:br/>
-      </w:r>
-      <w:proofErr w:type="spellStart"/>
-      <w:r>
-        <w:rPr>
-          <w:sz w:val="18"/>
-        </w:rPr>
-        <w:t>Koszt</w:t>
-      </w:r>
-      <w:proofErr w:type="spellEnd"/>
-      <w:r>
-        <w:rPr>
-          <w:sz w:val="18"/>
-        </w:rPr>
-        <w:t>: K = A*x + B*y</w:t>
+        <w:t>Koszt: K = A*x + B*y</w:t>
       </w:r>
       <w:r>
-        <w:rPr>
-          <w:sz w:val="18"/>
-        </w:rPr>
-        <w:br/>
-        <w:t xml:space="preserve">Po </w:t>
-      </w:r>
-      <w:proofErr w:type="spellStart"/>
-      <w:r>
-        <w:rPr>
-          <w:sz w:val="18"/>
-        </w:rPr>
-        <w:t>podstawieniu</w:t>
-      </w:r>
-      <w:proofErr w:type="spellEnd"/>
-      <w:r>
-        <w:rPr>
-          <w:sz w:val="18"/>
-        </w:rPr>
-        <w:t xml:space="preserve"> y = P/x:</w:t>
-      </w:r>
-      <w:r>
-        <w:rPr>
-          <w:sz w:val="18"/>
-        </w:rPr>
-        <w:br/>
-        <w:t>K(x) = A*x + B*P/x</w:t>
-      </w:r>
-      <w:r>
-        <w:rPr>
-          <w:sz w:val="18"/>
-        </w:rPr>
         <w:br/>
         <w:t>Optimum:</w:t>
       </w:r>
       <w:r>
-        <w:rPr>
-          <w:sz w:val="18"/>
-        </w:rPr>
         <w:br/>
-        <w:t xml:space="preserve">x = </w:t>
-      </w:r>
-      <w:proofErr w:type="spellStart"/>
-      <w:r>
-        <w:rPr>
-          <w:sz w:val="18"/>
-        </w:rPr>
-        <w:t>sqrt</w:t>
-      </w:r>
-      <w:proofErr w:type="spellEnd"/>
-      <w:r>
-        <w:rPr>
-          <w:sz w:val="18"/>
-        </w:rPr>
-        <w:t>(B*P/A)</w:t>
+        <w:t>x = sqrt(B*P/A)</w:t>
       </w:r>
       <w:r>
-        <w:rPr>
-          <w:sz w:val="18"/>
-        </w:rPr>
         <w:br/>
-        <w:t xml:space="preserve">y = </w:t>
-      </w:r>
-      <w:proofErr w:type="spellStart"/>
-      <w:r>
-        <w:rPr>
-          <w:sz w:val="18"/>
-        </w:rPr>
-        <w:t>sqrt</w:t>
-      </w:r>
-      <w:proofErr w:type="spellEnd"/>
-      <w:r>
-        <w:rPr>
-          <w:sz w:val="18"/>
-        </w:rPr>
-        <w:t>(A*P/B)</w:t>
+        <w:t>y = sqrt(A*P/B)</w:t>
       </w:r>
       <w:r>
-        <w:rPr>
-          <w:sz w:val="18"/>
-        </w:rPr>
         <w:br/>
-      </w:r>
-      <w:proofErr w:type="spellStart"/>
-      <w:r>
-        <w:rPr>
-          <w:sz w:val="18"/>
-        </w:rPr>
-        <w:t>Kmin</w:t>
-      </w:r>
-      <w:proofErr w:type="spellEnd"/>
-      <w:r>
-        <w:rPr>
-          <w:sz w:val="18"/>
-        </w:rPr>
-        <w:t xml:space="preserve"> = 2*</w:t>
-      </w:r>
-      <w:proofErr w:type="spellStart"/>
-      <w:r>
-        <w:rPr>
-          <w:sz w:val="18"/>
-        </w:rPr>
-        <w:t>sqrt</w:t>
-      </w:r>
-      <w:proofErr w:type="spellEnd"/>
-      <w:r>
-        <w:rPr>
-          <w:sz w:val="18"/>
-        </w:rPr>
-        <w:t>(A*B*P)</w:t>
+        <w:t>Kmin = 2*sqrt(A*B*P)</w:t>
       </w:r>
     </w:p>
     <w:p>
       <w:pPr>
         <w:pStyle w:val="Nagwek1"/>
         <w:rPr>
-          <w:sz w:val="22"/>
+          <w:color w:val="auto"/>
         </w:rPr>
       </w:pPr>
       <w:r>
         <w:rPr>
-          <w:sz w:val="22"/>
+          <w:color w:val="auto"/>
         </w:rPr>
-        <w:t>3. Model matematyczny – wielokąt</w:t>
+        <w:t>4. Model matematycz</w:t>
+      </w:r>
+      <w:r>
+        <w:rPr>
+          <w:color w:val="auto"/>
+        </w:rPr>
+        <w:t>ny – wielokąt</w:t>
       </w:r>
     </w:p>
     <w:p>
-      <w:pPr>
-        <w:rPr>
-          <w:sz w:val="18"/>
-        </w:rPr>
-      </w:pPr>
       <w:r>
-        <w:rPr>
-          <w:sz w:val="18"/>
-        </w:rPr>
-        <w:t xml:space="preserve">Pole liczone wzorem </w:t>
+        <w:t>Pole liczone jest wzorem shoelace.</w:t>
       </w:r>
       <w:r>
-        <w:rPr>
-          <w:sz w:val="18"/>
-        </w:rPr>
-        <w:t>Gau</w:t>
-      </w:r>
-      <w:r>
-        <w:rPr>
-          <w:sz w:val="18"/>
-        </w:rPr>
-        <w:t>s</w:t>
-      </w:r>
-      <w:r>
-        <w:rPr>
-          <w:sz w:val="18"/>
-        </w:rPr>
-        <w:t>sa</w:t>
-      </w:r>
-      <w:r>
-        <w:rPr>
-          <w:sz w:val="18"/>
-        </w:rPr>
-        <w:t>.</w:t>
-      </w:r>
-      <w:r>
-        <w:rPr>
-          <w:sz w:val="18"/>
-        </w:rPr>
-        <w:br/>
-        <w:t>Obwód liczony jak</w:t>
-      </w:r>
-      <w:r>
-        <w:rPr>
-          <w:sz w:val="18"/>
-        </w:rPr>
-        <w:t>o suma długości boków.</w:t>
-      </w:r>
-      <w:r>
-        <w:rPr>
-          <w:sz w:val="18"/>
-        </w:rPr>
         <w:br/>
         <w:t>Optymalizacja polega na skalowaniu:</w:t>
       </w:r>
       <w:r>
-        <w:rPr>
-          <w:sz w:val="18"/>
-        </w:rPr>
         <w:br/>
         <w:t>x' = Cx*x</w:t>
       </w:r>
       <w:r>
-        <w:rPr>
-          <w:sz w:val="18"/>
-        </w:rPr>
         <w:br/>
         <w:t>y' = Cy*y</w:t>
       </w:r>
       <w:r>
-        <w:rPr>
-          <w:sz w:val="18"/>
-        </w:rPr>
         <w:br/>
-        <w:t>przy warunku: Cx * Cy = 1 (zachowanie pola).</w:t>
+        <w:t>przy warunku: Cx * Cy = 1.</w:t>
       </w:r>
       <w:r>
-        <w:rPr>
-          <w:sz w:val="18"/>
-        </w:rPr>
         <w:br/>
-      </w:r>
-      <w:proofErr w:type="spellStart"/>
-      <w:r>
-        <w:rPr>
-          <w:sz w:val="18"/>
-        </w:rPr>
-        <w:t>Prz</w:t>
-      </w:r>
-      <w:r>
-        <w:rPr>
-          <w:sz w:val="18"/>
-        </w:rPr>
-        <w:t>eszukiwanie</w:t>
-      </w:r>
-      <w:proofErr w:type="spellEnd"/>
-      <w:r>
-        <w:rPr>
-          <w:sz w:val="18"/>
-        </w:rPr>
-        <w:t xml:space="preserve"> </w:t>
-      </w:r>
-      <w:proofErr w:type="spellStart"/>
-      <w:r>
-        <w:rPr>
-          <w:sz w:val="18"/>
-        </w:rPr>
-        <w:t>numeryczne</w:t>
-      </w:r>
-      <w:proofErr w:type="spellEnd"/>
-      <w:r>
-        <w:rPr>
-          <w:sz w:val="18"/>
-        </w:rPr>
-        <w:t xml:space="preserve"> </w:t>
-      </w:r>
-      <w:proofErr w:type="spellStart"/>
-      <w:r>
-        <w:rPr>
-          <w:sz w:val="18"/>
-        </w:rPr>
-        <w:t>znajduje</w:t>
-      </w:r>
-      <w:proofErr w:type="spellEnd"/>
-      <w:r>
-        <w:rPr>
-          <w:sz w:val="18"/>
-        </w:rPr>
-        <w:t xml:space="preserve"> </w:t>
-      </w:r>
-      <w:proofErr w:type="spellStart"/>
-      <w:r>
-        <w:rPr>
-          <w:sz w:val="18"/>
-        </w:rPr>
-        <w:t>minimalny</w:t>
-      </w:r>
-      <w:proofErr w:type="spellEnd"/>
-      <w:r>
-        <w:rPr>
-          <w:sz w:val="18"/>
-        </w:rPr>
-        <w:t xml:space="preserve"> </w:t>
-      </w:r>
-      <w:proofErr w:type="spellStart"/>
-      <w:r>
-        <w:rPr>
-          <w:sz w:val="18"/>
-        </w:rPr>
-        <w:t>koszt</w:t>
-      </w:r>
-      <w:proofErr w:type="spellEnd"/>
-      <w:r>
-        <w:rPr>
-          <w:sz w:val="18"/>
-        </w:rPr>
-        <w:t>.</w:t>
+        <w:t>Minimalny koszt znajdowany jest numerycznie.</w:t>
       </w:r>
     </w:p>
     <w:p>
       <w:pPr>
         <w:pStyle w:val="Nagwek1"/>
         <w:rPr>
-          <w:sz w:val="22"/>
+          <w:color w:val="auto"/>
         </w:rPr>
       </w:pPr>
       <w:r>
         <w:rPr>
-          <w:sz w:val="22"/>
+          <w:color w:val="auto"/>
         </w:rPr>
-        <w:t>4. Funkcjonalności</w:t>
+        <w:t>5. Funkcjonalności</w:t>
       </w:r>
     </w:p>
     <w:p>
-      <w:pPr>
-        <w:rPr>
-          <w:sz w:val="18"/>
-        </w:rPr>
-      </w:pPr>
       <w:r>
-        <w:rPr>
-          <w:sz w:val="18"/>
-        </w:rPr>
-        <w:t>- Rysowanie wielokąta na canvasie</w:t>
+        <w:t>- Rysowanie wielokąta</w:t>
       </w:r>
       <w:r>
-        <w:rPr>
-          <w:sz w:val="18"/>
-        </w:rPr>
         <w:br/>
-        <w:t>- Oznaczanie boków jako dro</w:t>
+        <w:t>- Oznaczanie boków jako drogie/tanie</w:t>
       </w:r>
       <w:r>
-        <w:rPr>
-          <w:sz w:val="18"/>
-        </w:rPr>
-        <w:t>gie/tanie</w:t>
+        <w:br/>
+        <w:t>-</w:t>
       </w:r>
       <w:r>
-        <w:rPr>
-          <w:sz w:val="18"/>
-        </w:rPr>
-        <w:br/>
-        <w:t>- Obliczanie kosztu</w:t>
+        <w:t xml:space="preserve"> Obliczanie kosztu ogrodzenia</w:t>
       </w:r>
       <w:r>
-        <w:rPr>
-          <w:sz w:val="18"/>
-        </w:rPr>
         <w:br/>
         <w:t>- Wyznaczanie optymalnego kształtu</w:t>
       </w:r>
       <w:r>
-        <w:rPr>
-          <w:sz w:val="18"/>
-        </w:rPr>
         <w:br/>
         <w:t>- Wizualizacja wyników</w:t>
-      </w:r>
-    </w:p>
-    <w:p>
-      <w:pPr>
-        <w:pStyle w:val="Nagwek1"/>
-        <w:rPr>
-          <w:sz w:val="22"/>
-        </w:rPr>
-      </w:pPr>
-      <w:r>
-        <w:rPr>
-          <w:sz w:val="22"/>
-        </w:rPr>
-        <w:t>5. Scenariusz testowy</w:t>
-      </w:r>
-    </w:p>
-    <w:p>
-      <w:pPr>
-        <w:rPr>
-          <w:sz w:val="18"/>
-        </w:rPr>
-      </w:pPr>
-      <w:r>
-        <w:rPr>
-          <w:sz w:val="18"/>
-        </w:rPr>
-        <w:t>Dane:</w:t>
-      </w:r>
-      <w:r>
-        <w:rPr>
-          <w:sz w:val="18"/>
-        </w:rPr>
-        <w:br/>
-        <w:t>P=100, a=200, b=50</w:t>
-      </w:r>
-      <w:r>
-        <w:rPr>
-          <w:sz w:val="18"/>
-        </w:rPr>
-        <w:br/>
-        <w:t>Wynik:</w:t>
-      </w:r>
-      <w:r>
-        <w:rPr>
-          <w:sz w:val="18"/>
-        </w:rPr>
-        <w:br/>
-        <w:t>x=5, y=20</w:t>
-      </w:r>
-      <w:r>
-        <w:rPr>
-          <w:sz w:val="18"/>
-        </w:rPr>
-        <w:br/>
-        <w:t>Koszt=4000</w:t>
-      </w:r>
-      <w:r>
-        <w:rPr>
-          <w:sz w:val="18"/>
-        </w:rPr>
-        <w:br/>
-        <w:t>Weryfikacja: Kmin = 2*sqrt(A*B*P) = 4000</w:t>
-      </w:r>
-    </w:p>
-    <w:p>
-      <w:pPr>
-        <w:pStyle w:val="Nagwek1"/>
-        <w:rPr>
-          <w:sz w:val="22"/>
-        </w:rPr>
-      </w:pPr>
-      <w:r>
-        <w:rPr>
-          <w:sz w:val="22"/>
-        </w:rPr>
-        <w:t>6. Wnioski</w:t>
-      </w:r>
-    </w:p>
-    <w:p>
-      <w:pPr>
-        <w:rPr>
-          <w:sz w:val="18"/>
-        </w:rPr>
-      </w:pPr>
-      <w:r>
-        <w:rPr>
-          <w:sz w:val="18"/>
-        </w:rPr>
-        <w:t>Kształt działki wpływa na koszt. Optymali</w:t>
-      </w:r>
-      <w:r>
-        <w:rPr>
-          <w:sz w:val="18"/>
-        </w:rPr>
-        <w:t>zacja pozwala dobrać proporcje minimalizujące wydatki.</w:t>
       </w:r>
     </w:p>
     <w:sectPr>
@@ -24738,7 +24480,7 @@
 </file>
 
 <file path=customXml/itemProps1.xml><?xml version="1.0" encoding="utf-8"?>
-<ds:datastoreItem xmlns:ds="http://schemas.openxmlformats.org/officeDocument/2006/customXml" ds:itemID="{3F15A8CB-48C8-4798-9FE4-5175DD573DC2}">
+<ds:datastoreItem xmlns:ds="http://schemas.openxmlformats.org/officeDocument/2006/customXml" ds:itemID="{0C33A2E6-FEF7-4FAB-98BF-26DAAD3703A2}">
   <ds:schemaRefs>
     <ds:schemaRef ds:uri="http://schemas.openxmlformats.org/officeDocument/2006/bibliography"/>
   </ds:schemaRefs>

--- a/Dokumentacja.docx
+++ b/Dokumentacja.docx
@@ -53,10 +53,7 @@
       </w:r>
       <w:r>
         <w:br/>
-        <w:t xml:space="preserve">3. Pobrać projekt (np. z </w:t>
-      </w:r>
-      <w:r>
-        <w:t>repozytorium lub ZIP).</w:t>
+        <w:t>3. Pobrać projekt (np. z repozytorium lub ZIP).</w:t>
       </w:r>
       <w:r>
         <w:br/>
@@ -113,10 +110,7 @@
       </w:r>
       <w:r>
         <w:br/>
-        <w:t xml:space="preserve">- Wprowadź pole działki </w:t>
-      </w:r>
-      <w:r>
-        <w:t>(P)</w:t>
+        <w:t>- Wprowadź pole działki (P)</w:t>
       </w:r>
       <w:r>
         <w:br/>
@@ -151,10 +145,7 @@
       </w:r>
       <w:r>
         <w:br/>
-        <w:t>- Oznacz boki jako dro</w:t>
-      </w:r>
-      <w:r>
-        <w:t>gie/tanie</w:t>
+        <w:t>- Oznacz boki jako drogie/tanie</w:t>
       </w:r>
       <w:r>
         <w:br/>
@@ -221,18 +212,52 @@
         <w:rPr>
           <w:color w:val="auto"/>
         </w:rPr>
-        <w:t>4. Model matematycz</w:t>
-      </w:r>
-      <w:r>
-        <w:rPr>
-          <w:color w:val="auto"/>
-        </w:rPr>
-        <w:t>ny – wielokąt</w:t>
+        <w:t>4. Model matematyczny – wielokąt</w:t>
       </w:r>
     </w:p>
     <w:p>
       <w:r>
-        <w:t>Pole liczone jest wzorem shoelace.</w:t>
+        <w:t xml:space="preserve">Pole </w:t>
+      </w:r>
+      <w:r>
+        <w:rPr>
+          <w:lang w:val="pl-PL"/>
+        </w:rPr>
+        <w:t>liczone</w:t>
+      </w:r>
+      <w:r>
+        <w:t xml:space="preserve"> jest </w:t>
+      </w:r>
+      <w:proofErr w:type="spellStart"/>
+      <w:r>
+        <w:t>wzorem</w:t>
+      </w:r>
+      <w:proofErr w:type="spellEnd"/>
+      <w:r>
+        <w:t xml:space="preserve"> </w:t>
+      </w:r>
+      <w:hyperlink r:id="rId6" w:history="1">
+        <w:r>
+          <w:rPr>
+            <w:rStyle w:val="Hipercze"/>
+          </w:rPr>
+          <w:t>shoela</w:t>
+        </w:r>
+        <w:r>
+          <w:rPr>
+            <w:rStyle w:val="Hipercze"/>
+          </w:rPr>
+          <w:t>c</w:t>
+        </w:r>
+        <w:r>
+          <w:rPr>
+            <w:rStyle w:val="Hipercze"/>
+          </w:rPr>
+          <w:t>e</w:t>
+        </w:r>
+      </w:hyperlink>
+      <w:r>
+        <w:t>.</w:t>
       </w:r>
       <w:r>
         <w:br/>
@@ -279,10 +304,7 @@
       </w:r>
       <w:r>
         <w:br/>
-        <w:t>-</w:t>
-      </w:r>
-      <w:r>
-        <w:t xml:space="preserve"> Obliczanie kosztu ogrodzenia</w:t>
+        <w:t>- Obliczanie kosztu ogrodzenia</w:t>
       </w:r>
       <w:r>
         <w:br/>
@@ -12349,6 +12371,29 @@
         <w:shd w:val="clear" w:color="auto" w:fill="FBCAA2" w:themeFill="accent6" w:themeFillTint="7F"/>
       </w:tcPr>
     </w:tblStylePr>
+  </w:style>
+  <w:style w:type="character" w:styleId="Hipercze">
+    <w:name w:val="Hyperlink"/>
+    <w:basedOn w:val="Domylnaczcionkaakapitu"/>
+    <w:uiPriority w:val="99"/>
+    <w:unhideWhenUsed/>
+    <w:rsid w:val="009E77F9"/>
+    <w:rPr>
+      <w:color w:val="0000FF" w:themeColor="hyperlink"/>
+      <w:u w:val="single"/>
+    </w:rPr>
+  </w:style>
+  <w:style w:type="character" w:styleId="UyteHipercze">
+    <w:name w:val="FollowedHyperlink"/>
+    <w:basedOn w:val="Domylnaczcionkaakapitu"/>
+    <w:uiPriority w:val="99"/>
+    <w:semiHidden/>
+    <w:unhideWhenUsed/>
+    <w:rsid w:val="009E77F9"/>
+    <w:rPr>
+      <w:color w:val="800080" w:themeColor="followedHyperlink"/>
+      <w:u w:val="single"/>
+    </w:rPr>
   </w:style>
 </w:styles>
 </file>
@@ -24480,7 +24525,7 @@
 </file>
 
 <file path=customXml/itemProps1.xml><?xml version="1.0" encoding="utf-8"?>
-<ds:datastoreItem xmlns:ds="http://schemas.openxmlformats.org/officeDocument/2006/customXml" ds:itemID="{0C33A2E6-FEF7-4FAB-98BF-26DAAD3703A2}">
+<ds:datastoreItem xmlns:ds="http://schemas.openxmlformats.org/officeDocument/2006/customXml" ds:itemID="{7757410B-5D41-412F-BAAA-D2EC36BED019}">
   <ds:schemaRefs>
     <ds:schemaRef ds:uri="http://schemas.openxmlformats.org/officeDocument/2006/bibliography"/>
   </ds:schemaRefs>
